--- a/storage/templates/normalized-docx/BM-052/BM-052_normalized.docx
+++ b/storage/templates/normalized-docx/BM-052/BM-052_normalized.docx
@@ -942,7 +942,7 @@
         <w:rPr>
           <w:rFonts w:cs="Times New Roman" w:ascii="Times New Roman" w:hAnsi="Times New Roman"/>
         </w:rPr>
-        <w:t xml:space="preserve">{{document.field}}</w:t>
+        <w:t xml:space="preserve">{{decision.decisionLine2}}}</w:t>
       </w:r>
     </w:p>
     <w:p>
@@ -976,7 +976,7 @@
           <w:rFonts w:cs="Times New Roman" w:ascii="Times New Roman" w:hAnsi="Times New Roman"/>
           <w:szCs w:val="28"/>
         </w:rPr>
-        <w:t>{{document.field}}</w:t>
+        <w:t>{{decision.decisionLine2}}}</w:t>
       </w:r>
     </w:p>
     <w:p>
@@ -1085,7 +1085,7 @@
           <w:spacing w:val="-2"/>
           <w:szCs w:val="28"/>
         </w:rPr>
-        <w:t>{{recipients.field}}</w:t>
+        <w:t>{{recipients.personLine6}}}</w:t>
       </w:r>
     </w:p>
     <w:p>
@@ -1111,7 +1111,7 @@
           <w:spacing w:val="-2"/>
           <w:szCs w:val="28"/>
         </w:rPr>
-        <w:t>{{recipients.field}}</w:t>
+        <w:t>{{recipients.personLine6}}}</w:t>
       </w:r>
     </w:p>
     <w:p>
@@ -1137,7 +1137,7 @@
           <w:spacing w:val="-2"/>
           <w:szCs w:val="28"/>
         </w:rPr>
-        <w:t>{{recipients.field}}</w:t>
+        <w:t>{{recipients.personLine6}}}</w:t>
         <w:tab/>
         <w:tab/>
         <w:t xml:space="preserve"> </w:t>
@@ -1218,7 +1218,7 @@
           <w:spacing w:val="-2"/>
           <w:szCs w:val="28"/>
         </w:rPr>
-        <w:t xml:space="preserve">{{recipients.field}}</w:t>
+        <w:t xml:space="preserve">{{recipients.personLine6}}}</w:t>
         <w:tab/>
         <w:tab/>
       </w:r>
@@ -1327,7 +1327,7 @@
           <w:szCs w:val="28"/>
           <w:lang w:eastAsia="vi-VN"/>
         </w:rPr>
-        <w:t>{{recipients.field}}</w:t>
+        <w:t>{{recipients.personLine6}}}</w:t>
       </w:r>
     </w:p>
     <w:p>
@@ -1595,7 +1595,7 @@
                 <w:bCs/>
                 <w:sz w:val="24"/>
               </w:rPr>
-              <w:t>{{recipients.field}}</w:t>
+              <w:t>{{recipients.personLine6}}}</w:t>
             </w:r>
           </w:p>
           <w:p>

--- a/storage/templates/normalized-docx/BM-052/BM-052_normalized.docx
+++ b/storage/templates/normalized-docx/BM-052/BM-052_normalized.docx
@@ -942,7 +942,7 @@
         <w:rPr>
           <w:rFonts w:cs="Times New Roman" w:ascii="Times New Roman" w:hAnsi="Times New Roman"/>
         </w:rPr>
-        <w:t xml:space="preserve">{{decision.decisionLine2}}}</w:t>
+        <w:t xml:space="preserve">{{decision.decisionLine2}}</w:t>
       </w:r>
     </w:p>
     <w:p>
@@ -976,7 +976,7 @@
           <w:rFonts w:cs="Times New Roman" w:ascii="Times New Roman" w:hAnsi="Times New Roman"/>
           <w:szCs w:val="28"/>
         </w:rPr>
-        <w:t>{{decision.decisionLine2}}}</w:t>
+        <w:t>{{decision.decisionLine2}}</w:t>
       </w:r>
     </w:p>
     <w:p>
@@ -1085,7 +1085,7 @@
           <w:spacing w:val="-2"/>
           <w:szCs w:val="28"/>
         </w:rPr>
-        <w:t>{{recipients.personLine6}}}</w:t>
+        <w:t>{{recipients.personLine6}}</w:t>
       </w:r>
     </w:p>
     <w:p>
@@ -1111,7 +1111,7 @@
           <w:spacing w:val="-2"/>
           <w:szCs w:val="28"/>
         </w:rPr>
-        <w:t>{{recipients.personLine6}}}</w:t>
+        <w:t>{{recipients.personLine6}}</w:t>
       </w:r>
     </w:p>
     <w:p>
@@ -1137,7 +1137,7 @@
           <w:spacing w:val="-2"/>
           <w:szCs w:val="28"/>
         </w:rPr>
-        <w:t>{{recipients.personLine6}}}</w:t>
+        <w:t>{{recipients.personLine6}}</w:t>
         <w:tab/>
         <w:tab/>
         <w:t xml:space="preserve"> </w:t>
@@ -1218,7 +1218,7 @@
           <w:spacing w:val="-2"/>
           <w:szCs w:val="28"/>
         </w:rPr>
-        <w:t xml:space="preserve">{{recipients.personLine6}}}</w:t>
+        <w:t xml:space="preserve">{{recipients.personLine6}}</w:t>
         <w:tab/>
         <w:tab/>
       </w:r>
@@ -1327,7 +1327,7 @@
           <w:szCs w:val="28"/>
           <w:lang w:eastAsia="vi-VN"/>
         </w:rPr>
-        <w:t>{{recipients.personLine6}}}</w:t>
+        <w:t>{{recipients.personLine6}}</w:t>
       </w:r>
     </w:p>
     <w:p>
@@ -1595,7 +1595,7 @@
                 <w:bCs/>
                 <w:sz w:val="24"/>
               </w:rPr>
-              <w:t>{{recipients.personLine6}}}</w:t>
+              <w:t>{{recipients.personLine6}}</w:t>
             </w:r>
           </w:p>
           <w:p>

--- a/storage/templates/normalized-docx/BM-052/BM-052_normalized.docx
+++ b/storage/templates/normalized-docx/BM-052/BM-052_normalized.docx
@@ -942,7 +942,7 @@
         <w:rPr>
           <w:rFonts w:cs="Times New Roman" w:ascii="Times New Roman" w:hAnsi="Times New Roman"/>
         </w:rPr>
-        <w:t xml:space="preserve">{{decision.decisionLine2}}</w:t>
+        <w:t xml:space="preserve">{{person.fullName}}</w:t>
       </w:r>
     </w:p>
     <w:p>
@@ -976,7 +976,7 @@
           <w:rFonts w:cs="Times New Roman" w:ascii="Times New Roman" w:hAnsi="Times New Roman"/>
           <w:szCs w:val="28"/>
         </w:rPr>
-        <w:t>{{decision.decisionLine2}}</w:t>
+        <w:t>{{person.fullName}}</w:t>
       </w:r>
     </w:p>
     <w:p>
@@ -1085,7 +1085,7 @@
           <w:spacing w:val="-2"/>
           <w:szCs w:val="28"/>
         </w:rPr>
-        <w:t>{{recipients.personLine6}}</w:t>
+        <w:t>{{person.otherName}}</w:t>
       </w:r>
     </w:p>
     <w:p>
@@ -1111,7 +1111,7 @@
           <w:spacing w:val="-2"/>
           <w:szCs w:val="28"/>
         </w:rPr>
-        <w:t>{{recipients.personLine6}}</w:t>
+        <w:t>{{person.birthInfoLine}}</w:t>
       </w:r>
     </w:p>
     <w:p>
@@ -1137,7 +1137,7 @@
           <w:spacing w:val="-2"/>
           <w:szCs w:val="28"/>
         </w:rPr>
-        <w:t>{{recipients.personLine6}}</w:t>
+        <w:t>{{person.nationalityEthnicityReligionLine}}</w:t>
         <w:tab/>
         <w:tab/>
         <w:t xml:space="preserve"> </w:t>
@@ -1218,7 +1218,7 @@
           <w:spacing w:val="-2"/>
           <w:szCs w:val="28"/>
         </w:rPr>
-        <w:t xml:space="preserve">{{recipients.personLine6}}</w:t>
+        <w:t xml:space="preserve">{{person.idNumber}}</w:t>
         <w:tab/>
         <w:tab/>
       </w:r>
@@ -1327,7 +1327,7 @@
           <w:szCs w:val="28"/>
           <w:lang w:eastAsia="vi-VN"/>
         </w:rPr>
-        <w:t>{{recipients.personLine6}}</w:t>
+        <w:t>{{person.temporaryAddress}}</w:t>
       </w:r>
     </w:p>
     <w:p>
@@ -1595,7 +1595,7 @@
                 <w:bCs/>
                 <w:sz w:val="24"/>
               </w:rPr>
-              <w:t>{{recipients.personLine6}}</w:t>
+              <w:t>{{signature.signerName}}</w:t>
             </w:r>
           </w:p>
           <w:p>
